--- a/label-docx-reader/corpus/drawing-cases/tabs.docx
+++ b/label-docx-reader/corpus/drawing-cases/tabs.docx
@@ -314,6 +314,49 @@
       </w:r>
       <w:r>
         <w:ptab w:relativeTo="margin" w:alignment="right" w:leader="none"/>
+      </w:r>
+      <w:r>
+        <w:rPr>
+          <w:color w:val="0000FF"/>
+        </w:rPr>
+        <w:t xml:space="preserve">B</w:t>
+      </w:r>
+    </w:p>
+    <w:p>
+      <w:pPr>
+        <w:tabs>
+          <w:tab w:val="bar" w:pos="360"/>
+        </w:tabs>
+        <w:spacing w:before="0" w:after="0" w:line="480" w:lineRule="exact"/>
+      </w:pPr>
+      <w:r>
+        <w:rPr>
+          <w:color w:val="FF0000"/>
+        </w:rPr>
+        <w:t xml:space="preserve">A</w:t>
+      </w:r>
+      <w:r>
+        <w:tab/>
+      </w:r>
+      <w:r>
+        <w:rPr>
+          <w:color w:val="0000FF"/>
+        </w:rPr>
+        <w:t xml:space="preserve">B</w:t>
+      </w:r>
+    </w:p>
+    <w:p>
+      <w:pPr>
+        <w:tabs>
+          <w:tab w:val="bar" w:pos="360"/>
+        </w:tabs>
+        <w:spacing w:before="0" w:after="0" w:line="480" w:lineRule="exact"/>
+      </w:pPr>
+      <w:r>
+        <w:rPr>
+          <w:color w:val="FF0000"/>
+        </w:rPr>
+        <w:t xml:space="preserve">A</w:t>
       </w:r>
       <w:r>
         <w:rPr>
